--- a/Articulo_Cientifico_OULAD_Kongo rv_OBS.docx
+++ b/Articulo_Cientifico_OULAD_Kongo rv_OBS.docx
@@ -3179,15 +3179,9 @@
       <w:pPr>
         <w:spacing w:before="100" w:after="300"/>
         <w:jc w:val="center"/>
-        <w:rPr>
-          <w:b/>
-          <w:bCs/>
-        </w:rPr>
-      </w:pPr>
-      <w:r>
-        <w:rPr>
-          <w:b/>
-          <w:bCs/>
+      </w:pPr>
+      <w:r>
+        <w:rPr>
           <w:i/>
           <w:iCs/>
           <w:sz w:val="22"/>
@@ -3197,8 +3191,6 @@
       </w:r>
       <w:r>
         <w:rPr>
-          <w:b/>
-          <w:bCs/>
           <w:i/>
           <w:iCs/>
           <w:sz w:val="22"/>
@@ -3208,8 +3200,6 @@
       </w:r>
       <w:r>
         <w:rPr>
-          <w:b/>
-          <w:bCs/>
           <w:i/>
           <w:iCs/>
           <w:sz w:val="22"/>
@@ -3223,20 +3213,43 @@
         <w:pStyle w:val="Ttulo2"/>
         <w:spacing w:before="300" w:after="150" w:line="480" w:lineRule="auto"/>
         <w:rPr>
-          <w:color w:val="000000" w:themeColor="text1"/>
-          <w:sz w:val="24"/>
-          <w:szCs w:val="24"/>
-        </w:rPr>
-      </w:pPr>
-      <w:r>
-        <w:rPr>
           <w:b/>
           <w:bCs/>
           <w:color w:val="000000" w:themeColor="text1"/>
           <w:sz w:val="24"/>
           <w:szCs w:val="24"/>
         </w:rPr>
+      </w:pPr>
+      <w:r>
+        <w:rPr>
+          <w:b/>
+          <w:bCs/>
+          <w:color w:val="000000" w:themeColor="text1"/>
+          <w:sz w:val="24"/>
+          <w:szCs w:val="24"/>
+        </w:rPr>
         <w:t>3.2 Modelo dicotómico: Aprobado / No aprobado</w:t>
+      </w:r>
+    </w:p>
+    <w:p>
+      <w:pPr>
+        <w:spacing w:before="100" w:after="300" w:line="480" w:lineRule="auto"/>
+        <w:jc w:val="both"/>
+        <w:rPr>
+          <w:b/>
+          <w:bCs/>
+          <w:sz w:val="22"/>
+          <w:szCs w:val="22"/>
+        </w:rPr>
+      </w:pPr>
+      <w:r>
+        <w:rPr>
+          <w:b/>
+          <w:bCs/>
+          <w:sz w:val="24"/>
+          <w:szCs w:val="24"/>
+        </w:rPr>
+        <w:t>Tabla 1. Métricas del modelo dicotómico.</w:t>
       </w:r>
     </w:p>
     <w:tbl>
@@ -3853,7 +3866,25 @@
           <w:sz w:val="22"/>
           <w:szCs w:val="22"/>
         </w:rPr>
-        <w:t xml:space="preserve">Figura 5. Matrices de confusión </w:t>
+        <w:t xml:space="preserve">Figura </w:t>
+      </w:r>
+      <w:r>
+        <w:rPr>
+          <w:i/>
+          <w:iCs/>
+          <w:sz w:val="22"/>
+          <w:szCs w:val="22"/>
+        </w:rPr>
+        <w:t>2</w:t>
+      </w:r>
+      <w:r>
+        <w:rPr>
+          <w:i/>
+          <w:iCs/>
+          <w:sz w:val="22"/>
+          <w:szCs w:val="22"/>
+        </w:rPr>
+        <w:t xml:space="preserve">. Matrices de confusión </w:t>
       </w:r>
       <w:r>
         <w:rPr>
@@ -4410,7 +4441,25 @@
           <w:sz w:val="22"/>
           <w:szCs w:val="22"/>
         </w:rPr>
-        <w:t>Figura 6. Matrices de confusión — modelo ordinal.</w:t>
+        <w:t xml:space="preserve">Figura </w:t>
+      </w:r>
+      <w:r>
+        <w:rPr>
+          <w:i/>
+          <w:iCs/>
+          <w:sz w:val="22"/>
+          <w:szCs w:val="22"/>
+        </w:rPr>
+        <w:t>3</w:t>
+      </w:r>
+      <w:r>
+        <w:rPr>
+          <w:i/>
+          <w:iCs/>
+          <w:sz w:val="22"/>
+          <w:szCs w:val="22"/>
+        </w:rPr>
+        <w:t>. Matrices de confusión — modelo ordinal.</w:t>
       </w:r>
     </w:p>
     <w:p>
@@ -4993,7 +5042,16 @@
           <w:sz w:val="22"/>
           <w:szCs w:val="22"/>
         </w:rPr>
-        <w:t>7.</w:t>
+        <w:t>4</w:t>
+      </w:r>
+      <w:r>
+        <w:rPr>
+          <w:b/>
+          <w:bCs/>
+          <w:sz w:val="22"/>
+          <w:szCs w:val="22"/>
+        </w:rPr>
+        <w:t>.</w:t>
       </w:r>
       <w:r>
         <w:rPr>
@@ -5485,7 +5543,7 @@
           <w:sz w:val="22"/>
           <w:szCs w:val="22"/>
         </w:rPr>
-        <w:t>Gráfico 7.</w:t>
+        <w:t xml:space="preserve">Gráfico </w:t>
       </w:r>
       <w:r>
         <w:rPr>
@@ -5494,9 +5552,8 @@
           <w:sz w:val="22"/>
           <w:szCs w:val="22"/>
         </w:rPr>
-        <w:t xml:space="preserve"> Nivel de importancia de las variables del modelo </w:t>
-      </w:r>
-      <w:proofErr w:type="spellStart"/>
+        <w:t>5</w:t>
+      </w:r>
       <w:r>
         <w:rPr>
           <w:b/>
@@ -5504,9 +5561,8 @@
           <w:sz w:val="22"/>
           <w:szCs w:val="22"/>
         </w:rPr>
-        <w:t>Random</w:t>
-      </w:r>
-      <w:proofErr w:type="spellEnd"/>
+        <w:t>.</w:t>
+      </w:r>
       <w:r>
         <w:rPr>
           <w:b/>
@@ -5514,13 +5570,28 @@
           <w:sz w:val="22"/>
           <w:szCs w:val="22"/>
         </w:rPr>
+        <w:t xml:space="preserve"> Nivel de importancia de las variables del modelo </w:t>
+      </w:r>
+      <w:proofErr w:type="spellStart"/>
+      <w:r>
+        <w:rPr>
+          <w:b/>
+          <w:bCs/>
+          <w:sz w:val="22"/>
+          <w:szCs w:val="22"/>
+        </w:rPr>
+        <w:t>Random</w:t>
+      </w:r>
+      <w:proofErr w:type="spellEnd"/>
+      <w:r>
+        <w:rPr>
+          <w:b/>
+          <w:bCs/>
+          <w:sz w:val="22"/>
+          <w:szCs w:val="22"/>
+        </w:rPr>
         <w:t xml:space="preserve"> Forest</w:t>
       </w:r>
-    </w:p>
-    <w:p>
-      <w:pPr>
-        <w:spacing w:before="100" w:after="300"/>
-      </w:pPr>
     </w:p>
     <w:p>
       <w:pPr>
@@ -5742,7 +5813,16 @@
           <w:sz w:val="24"/>
           <w:szCs w:val="24"/>
         </w:rPr>
-        <w:t>9. Segmentación K-</w:t>
+        <w:t>6</w:t>
+      </w:r>
+      <w:r>
+        <w:rPr>
+          <w:b/>
+          <w:bCs/>
+          <w:sz w:val="24"/>
+          <w:szCs w:val="24"/>
+        </w:rPr>
+        <w:t>. Segmentación K-</w:t>
       </w:r>
       <w:proofErr w:type="spellStart"/>
       <w:r>
